--- a/grant/Grant_Pomoshch-doma-3D_ryba.docx
+++ b/grant/Grant_Pomoshch-doma-3D_ryba.docx
@@ -33,7 +33,7 @@
         <w:t xml:space="preserve"> </w:t>
       </w:r>
       <w:r>
-        <w:t xml:space="preserve">В [квадратных скобках] — то, что нужно вписать или уточнить. Суммы в бюджете ориентировочные, их нужно сверить с реальными ценами. Структура повторяет типовую заявку на социальный грант (паспорт, проблема, цели, план, результаты, бюджет, партнёры, тиражирование). Под требования конкретного фонда её адаптирует НКО-заявитель.</w:t>
+        <w:t xml:space="preserve">В [квадратных скобках] — то, что нужно вписать или уточнить. Суммы в бюджете ориентировочные, их нужно сверить с реальными ценами. Инициатор и заявитель — АНО «Содействие», ИТ-академия ИТ-парка — партнёр. Структура повторяет типовую заявку на социальный грант (паспорт, проблема, цели, план, результаты, бюджет, партнёры, тиражирование). Под требования конкретного фонда её адаптирует АНО «Содействие».</w:t>
       </w:r>
     </w:p>
     <w:bookmarkStart w:id="9" w:name="паспорт-проекта"/>
@@ -146,21 +146,21 @@
                 <w:bCs/>
                 <w:sz w:val="19"/>
               </w:rPr>
-              <w:t xml:space="preserve">Заявитель</w:t>
-            </w:r>
-          </w:p>
-        </w:tc>
-        <w:tc>
-          <w:tcPr/>
-          <w:p>
-            <w:pPr>
-              <w:pStyle w:val="Compact"/>
-            </w:pPr>
-            <w:r>
-              <w:rPr>
-                <w:sz w:val="19"/>
-              </w:rPr>
-              <w:t xml:space="preserve">[Название НКО], [город]</w:t>
+              <w:t xml:space="preserve">Инициатор и заявитель</w:t>
+            </w:r>
+          </w:p>
+        </w:tc>
+        <w:tc>
+          <w:tcPr/>
+          <w:p>
+            <w:pPr>
+              <w:pStyle w:val="Compact"/>
+            </w:pPr>
+            <w:r>
+              <w:rPr>
+                <w:sz w:val="19"/>
+              </w:rPr>
+              <w:t xml:space="preserve">АНО «Содействие», [город]. Автор идеи, организатор опроса подопечных, руководитель проекта и получатель гранта</w:t>
             </w:r>
           </w:p>
         </w:tc>
@@ -483,7 +483,7 @@
         <w:t xml:space="preserve"> </w:t>
       </w:r>
       <w:r>
-        <w:t xml:space="preserve">Проведён опрос 200 подопечных [кем: НКО / соцслужбой; когда: ___]. Выявлены 10 самых частых сложностей:</w:t>
+        <w:t xml:space="preserve">Проведён опрос 200 подопечных силами АНО «Содействие» [когда: ___]. Выявлены 10 самых частых сложностей:</w:t>
       </w:r>
     </w:p>
     <w:tbl>
@@ -1355,7 +1355,7 @@
         <w:t xml:space="preserve"> </w:t>
       </w:r>
       <w:r>
-        <w:t xml:space="preserve">У ИТ-академии есть педагоги по 3D-моделированию и робототехнике, опыт проектной работы с детьми (800+ учащихся в год, воркшоп «НейроStart»: 680 студентов, 30+ приложений) и площадка ИТ-парка. У НКО [название] — доступ к подопечным, опыт работы с ними и опыт реализации социальных проектов.</w:t>
+        <w:t xml:space="preserve">АНО «Содействие» — инициатор проекта. Она работает с подопечными, которым нужен постоянный уход, провела опрос 200 человек и знает их нужды изнутри [дополнить: сколько лет работает, сколько подопечных, реализованные проекты]. Технологического партнёра — ИТ-академию ИТ-парка — АНО привлекла потому, что у Академии есть педагоги по 3D-моделированию и робототехнике, опыт проектной работы с детьми (800+ учащихся в год, воркшоп «НейроStart»: 680 студентов, 30+ приложений) и площадка ИТ-парка.</w:t>
       </w:r>
     </w:p>
     <w:bookmarkEnd w:id="10"/>
@@ -1822,7 +1822,7 @@
               <w:rPr>
                 <w:sz w:val="19"/>
               </w:rPr>
-              <w:t xml:space="preserve">НКО</w:t>
+              <w:t xml:space="preserve">АНО «Содействие»</w:t>
             </w:r>
           </w:p>
         </w:tc>
@@ -1954,7 +1954,7 @@
               <w:rPr>
                 <w:sz w:val="19"/>
               </w:rPr>
-              <w:t xml:space="preserve">НКО + Академия</w:t>
+              <w:t xml:space="preserve">АНО «Содействие» + Академия</w:t>
             </w:r>
           </w:p>
         </w:tc>
@@ -2042,7 +2042,7 @@
               <w:rPr>
                 <w:sz w:val="19"/>
               </w:rPr>
-              <w:t xml:space="preserve">НКО + Академия</w:t>
+              <w:t xml:space="preserve">АНО «Содействие» + Академия</w:t>
             </w:r>
           </w:p>
         </w:tc>
@@ -2130,7 +2130,7 @@
               <w:rPr>
                 <w:sz w:val="19"/>
               </w:rPr>
-              <w:t xml:space="preserve">НКО + дети</w:t>
+              <w:t xml:space="preserve">АНО «Содействие» + дети</w:t>
             </w:r>
           </w:p>
         </w:tc>
@@ -2174,7 +2174,7 @@
               <w:rPr>
                 <w:sz w:val="19"/>
               </w:rPr>
-              <w:t xml:space="preserve">Академия + НКО</w:t>
+              <w:t xml:space="preserve">Академия + АНО «Содействие»</w:t>
             </w:r>
           </w:p>
         </w:tc>
@@ -2218,7 +2218,7 @@
               <w:rPr>
                 <w:sz w:val="19"/>
               </w:rPr>
-              <w:t xml:space="preserve">ИТ-парк + НКО</w:t>
+              <w:t xml:space="preserve">АНО «Содействие» + ИТ-парк</w:t>
             </w:r>
           </w:p>
         </w:tc>
@@ -2415,7 +2415,7 @@
         <w:t xml:space="preserve"> </w:t>
       </w:r>
       <w:r>
-        <w:t xml:space="preserve">НКО, соцслужбы и школы узнают о возможностях Академии.</w:t>
+        <w:t xml:space="preserve">АНО «Содействие», другие НКО, соцслужбы и школы узнают о возможностях Академии.</w:t>
       </w:r>
     </w:p>
     <w:p>
@@ -4327,21 +4327,21 @@
               <w:rPr>
                 <w:sz w:val="19"/>
               </w:rPr>
-              <w:t xml:space="preserve">НКО [название]</w:t>
-            </w:r>
-          </w:p>
-        </w:tc>
-        <w:tc>
-          <w:tcPr/>
-          <w:p>
-            <w:pPr>
-              <w:pStyle w:val="Compact"/>
-            </w:pPr>
-            <w:r>
-              <w:rPr>
-                <w:sz w:val="19"/>
-              </w:rPr>
-              <w:t xml:space="preserve">Опрос 200 подопечных, координация выездов, сопровождение</w:t>
+              <w:t xml:space="preserve">АНО «Содействие»</w:t>
+            </w:r>
+          </w:p>
+        </w:tc>
+        <w:tc>
+          <w:tcPr/>
+          <w:p>
+            <w:pPr>
+              <w:pStyle w:val="Compact"/>
+            </w:pPr>
+            <w:r>
+              <w:rPr>
+                <w:sz w:val="19"/>
+              </w:rPr>
+              <w:t xml:space="preserve">Опрос 200 подопечных, координация выездов и работы с подопечными, сопровождение, управление проектом</w:t>
             </w:r>
           </w:p>
         </w:tc>
@@ -4720,7 +4720,7 @@
               <w:rPr>
                 <w:sz w:val="19"/>
               </w:rPr>
-              <w:t xml:space="preserve">Соцсети НКО</w:t>
+              <w:t xml:space="preserve">Соцсети АНО «Содействие»</w:t>
             </w:r>
           </w:p>
         </w:tc>
@@ -4977,7 +4977,7 @@
               <w:rPr>
                 <w:sz w:val="19"/>
               </w:rPr>
-              <w:t xml:space="preserve">Встречи короткие, в присутствии сотрудника НКО / родственника; график согласуется заранее</w:t>
+              <w:t xml:space="preserve">Встречи короткие, в присутствии сотрудника АНО «Содействие» / родственника; график согласуется заранее</w:t>
             </w:r>
           </w:p>
         </w:tc>
@@ -5196,7 +5196,7 @@
               <w:rPr>
                 <w:sz w:val="19"/>
               </w:rPr>
-              <w:t xml:space="preserve">Руководитель проекта (от НКО)</w:t>
+              <w:t xml:space="preserve">Руководитель проекта (от АНО «Содействие»)</w:t>
             </w:r>
           </w:p>
         </w:tc>
@@ -5473,13 +5473,13 @@
           <w:b/>
           <w:bCs/>
         </w:rPr>
-        <w:t xml:space="preserve">НКО-заявитель:</w:t>
-      </w:r>
-      <w:r>
-        <w:t xml:space="preserve"> </w:t>
-      </w:r>
-      <w:r>
-        <w:t xml:space="preserve">название, ОГРН, опыт, кто руководитель проекта.</w:t>
+        <w:t xml:space="preserve">АНО «Содействие»:</w:t>
+      </w:r>
+      <w:r>
+        <w:t xml:space="preserve"> </w:t>
+      </w:r>
+      <w:r>
+        <w:t xml:space="preserve">полное наименование, ОГРН, год регистрации, опыт и реализованные проекты, кто руководитель проекта.</w:t>
       </w:r>
     </w:p>
     <w:p>

--- a/grant/Grant_Pomoshch-doma-3D_ryba.docx
+++ b/grant/Grant_Pomoshch-doma-3D_ryba.docx
@@ -1657,47 +1657,89 @@
         </w:rPr>
         <w:t xml:space="preserve">Задачи:</w:t>
       </w:r>
-      <w:r>
-        <w:t xml:space="preserve"> </w:t>
-      </w:r>
-      <w:r>
-        <w:t xml:space="preserve">1. Обучить [60] детей основам исследования пользователя, 3D-моделирования и 3D-печати.</w:t>
-      </w:r>
-      <w:r>
-        <w:t xml:space="preserve"> </w:t>
-      </w:r>
-      <w:r>
-        <w:t xml:space="preserve">2. Организовать встречи детей с подопечными для интервью и тестирования прототипов.</w:t>
-      </w:r>
-      <w:r>
-        <w:t xml:space="preserve"> </w:t>
-      </w:r>
-      <w:r>
-        <w:t xml:space="preserve">3. Разработать, протестировать и доработать 10 устройств-помощников.</w:t>
-      </w:r>
-      <w:r>
-        <w:t xml:space="preserve"> </w:t>
-      </w:r>
-      <w:r>
-        <w:t xml:space="preserve">4. Изготовить и передать подопечным [__] устройств.</w:t>
-      </w:r>
-      <w:r>
-        <w:t xml:space="preserve"> </w:t>
-      </w:r>
-      <w:r>
-        <w:t xml:space="preserve">5. Выпустить брошюру с описанием устройств, инструкциями и ссылками на открытые 3D-модели.</w:t>
-      </w:r>
-      <w:r>
-        <w:t xml:space="preserve"> </w:t>
-      </w:r>
-      <w:r>
-        <w:t xml:space="preserve">6. Провести отчётную конференцию, на которой дети представят результаты исследований.</w:t>
-      </w:r>
-      <w:r>
-        <w:t xml:space="preserve"> </w:t>
-      </w:r>
-      <w:r>
-        <w:t xml:space="preserve">7. Обеспечить тиражирование: открытая библиотека моделей и методика для школ и кружков.</w:t>
+    </w:p>
+    <w:p>
+      <w:pPr>
+        <w:pStyle w:val="Compact"/>
+        <w:numPr>
+          <w:ilvl w:val="0"/>
+          <w:numId w:val="1001"/>
+        </w:numPr>
+      </w:pPr>
+      <w:r>
+        <w:t xml:space="preserve">Обучить [60] детей основам исследования пользователя, 3D-моделирования и 3D-печати.</w:t>
+      </w:r>
+    </w:p>
+    <w:p>
+      <w:pPr>
+        <w:pStyle w:val="Compact"/>
+        <w:numPr>
+          <w:ilvl w:val="0"/>
+          <w:numId w:val="1001"/>
+        </w:numPr>
+      </w:pPr>
+      <w:r>
+        <w:t xml:space="preserve">Организовать встречи детей с подопечными для интервью и тестирования прототипов.</w:t>
+      </w:r>
+    </w:p>
+    <w:p>
+      <w:pPr>
+        <w:pStyle w:val="Compact"/>
+        <w:numPr>
+          <w:ilvl w:val="0"/>
+          <w:numId w:val="1001"/>
+        </w:numPr>
+      </w:pPr>
+      <w:r>
+        <w:t xml:space="preserve">Разработать, протестировать и доработать 10 устройств-помощников.</w:t>
+      </w:r>
+    </w:p>
+    <w:p>
+      <w:pPr>
+        <w:pStyle w:val="Compact"/>
+        <w:numPr>
+          <w:ilvl w:val="0"/>
+          <w:numId w:val="1001"/>
+        </w:numPr>
+      </w:pPr>
+      <w:r>
+        <w:t xml:space="preserve">Изготовить и передать подопечным [__] устройств.</w:t>
+      </w:r>
+    </w:p>
+    <w:p>
+      <w:pPr>
+        <w:pStyle w:val="Compact"/>
+        <w:numPr>
+          <w:ilvl w:val="0"/>
+          <w:numId w:val="1001"/>
+        </w:numPr>
+      </w:pPr>
+      <w:r>
+        <w:t xml:space="preserve">Выпустить брошюру с описанием устройств, инструкциями и ссылками на открытые 3D-модели.</w:t>
+      </w:r>
+    </w:p>
+    <w:p>
+      <w:pPr>
+        <w:pStyle w:val="Compact"/>
+        <w:numPr>
+          <w:ilvl w:val="0"/>
+          <w:numId w:val="1001"/>
+        </w:numPr>
+      </w:pPr>
+      <w:r>
+        <w:t xml:space="preserve">Провести отчётную конференцию, на которой дети представят результаты исследований.</w:t>
+      </w:r>
+    </w:p>
+    <w:p>
+      <w:pPr>
+        <w:pStyle w:val="Compact"/>
+        <w:numPr>
+          <w:ilvl w:val="0"/>
+          <w:numId w:val="1001"/>
+        </w:numPr>
+      </w:pPr>
+      <w:r>
+        <w:t xml:space="preserve">Обеспечить тиражирование: открытая библиотека моделей и методика для школ и кружков.</w:t>
       </w:r>
     </w:p>
     <w:bookmarkEnd w:id="12"/>
@@ -2271,34 +2313,58 @@
         </w:rPr>
         <w:t xml:space="preserve">Академия как организатор обучения:</w:t>
       </w:r>
-      <w:r>
-        <w:t xml:space="preserve"> </w:t>
-      </w:r>
-      <w:r>
-        <w:t xml:space="preserve">- разрабатывает программу из [8] занятий и ведёт их силами своих педагогов;</w:t>
-      </w:r>
-      <w:r>
-        <w:t xml:space="preserve"> </w:t>
-      </w:r>
-      <w:r>
-        <w:t xml:space="preserve">- даёт наставника каждой группе;</w:t>
-      </w:r>
-      <w:r>
-        <w:t xml:space="preserve"> </w:t>
-      </w:r>
-      <w:r>
-        <w:t xml:space="preserve">- предоставляет компьютеры, ПО, существующие 3D-принтеры, площадку;</w:t>
-      </w:r>
-      <w:r>
-        <w:t xml:space="preserve"> </w:t>
-      </w:r>
-      <w:r>
-        <w:t xml:space="preserve">- отвечает за качество и безопасность изделий.</w:t>
-      </w:r>
-    </w:p>
-    <w:p>
-      <w:pPr>
-        <w:pStyle w:val="BodyText"/>
+    </w:p>
+    <w:p>
+      <w:pPr>
+        <w:pStyle w:val="Compact"/>
+        <w:numPr>
+          <w:ilvl w:val="0"/>
+          <w:numId w:val="1002"/>
+        </w:numPr>
+      </w:pPr>
+      <w:r>
+        <w:t xml:space="preserve">разрабатывает программу из [8] занятий и ведёт их силами своих педагогов;</w:t>
+      </w:r>
+    </w:p>
+    <w:p>
+      <w:pPr>
+        <w:pStyle w:val="Compact"/>
+        <w:numPr>
+          <w:ilvl w:val="0"/>
+          <w:numId w:val="1002"/>
+        </w:numPr>
+      </w:pPr>
+      <w:r>
+        <w:t xml:space="preserve">даёт наставника каждой группе;</w:t>
+      </w:r>
+    </w:p>
+    <w:p>
+      <w:pPr>
+        <w:pStyle w:val="Compact"/>
+        <w:numPr>
+          <w:ilvl w:val="0"/>
+          <w:numId w:val="1002"/>
+        </w:numPr>
+      </w:pPr>
+      <w:r>
+        <w:t xml:space="preserve">предоставляет компьютеры, ПО, существующие 3D-принтеры, площадку;</w:t>
+      </w:r>
+    </w:p>
+    <w:p>
+      <w:pPr>
+        <w:pStyle w:val="Compact"/>
+        <w:numPr>
+          <w:ilvl w:val="0"/>
+          <w:numId w:val="1002"/>
+        </w:numPr>
+      </w:pPr>
+      <w:r>
+        <w:t xml:space="preserve">отвечает за качество и безопасность изделий.</w:t>
+      </w:r>
+    </w:p>
+    <w:p>
+      <w:pPr>
+        <w:pStyle w:val="FirstParagraph"/>
       </w:pPr>
       <w:r>
         <w:rPr>
@@ -2307,15 +2373,15 @@
         </w:rPr>
         <w:t xml:space="preserve">Академия как источник трафика:</w:t>
       </w:r>
-      <w:r>
-        <w:t xml:space="preserve"> </w:t>
-      </w:r>
-      <w:r>
-        <w:t xml:space="preserve">-</w:t>
-      </w:r>
-      <w:r>
-        <w:t xml:space="preserve"> </w:t>
-      </w:r>
+    </w:p>
+    <w:p>
+      <w:pPr>
+        <w:pStyle w:val="Compact"/>
+        <w:numPr>
+          <w:ilvl w:val="0"/>
+          <w:numId w:val="1003"/>
+        </w:numPr>
+      </w:pPr>
       <w:r>
         <w:rPr>
           <w:b/>
@@ -2329,15 +2395,15 @@
       <w:r>
         <w:t xml:space="preserve">Анонс проекта в каналах Академии и ИТ-парка, родительских чатах, школах. Социальный проект — сильный повод прийти в Академию впервые.</w:t>
       </w:r>
-      <w:r>
-        <w:t xml:space="preserve"> </w:t>
-      </w:r>
-      <w:r>
-        <w:t xml:space="preserve">-</w:t>
-      </w:r>
-      <w:r>
-        <w:t xml:space="preserve"> </w:t>
-      </w:r>
+    </w:p>
+    <w:p>
+      <w:pPr>
+        <w:pStyle w:val="Compact"/>
+        <w:numPr>
+          <w:ilvl w:val="0"/>
+          <w:numId w:val="1003"/>
+        </w:numPr>
+      </w:pPr>
       <w:r>
         <w:rPr>
           <w:b/>
@@ -2351,15 +2417,15 @@
       <w:r>
         <w:t xml:space="preserve">Родители видят, чем занимается ребёнок, и приходят на конференцию. Это день открытых дверей с готовым поводом.</w:t>
       </w:r>
-      <w:r>
-        <w:t xml:space="preserve"> </w:t>
-      </w:r>
-      <w:r>
-        <w:t xml:space="preserve">-</w:t>
-      </w:r>
-      <w:r>
-        <w:t xml:space="preserve"> </w:t>
-      </w:r>
+    </w:p>
+    <w:p>
+      <w:pPr>
+        <w:pStyle w:val="Compact"/>
+        <w:numPr>
+          <w:ilvl w:val="0"/>
+          <w:numId w:val="1003"/>
+        </w:numPr>
+      </w:pPr>
       <w:r>
         <w:rPr>
           <w:b/>
@@ -2373,15 +2439,15 @@
       <w:r>
         <w:t xml:space="preserve">Каждый этап — история для соцсетей ИТ-парка, Академии и руководителя площадки: выезды, прототипы, реакции подопечных. Такой контент естественно набирает охват.</w:t>
       </w:r>
-      <w:r>
-        <w:t xml:space="preserve"> </w:t>
-      </w:r>
-      <w:r>
-        <w:t xml:space="preserve">-</w:t>
-      </w:r>
-      <w:r>
-        <w:t xml:space="preserve"> </w:t>
-      </w:r>
+    </w:p>
+    <w:p>
+      <w:pPr>
+        <w:pStyle w:val="Compact"/>
+        <w:numPr>
+          <w:ilvl w:val="0"/>
+          <w:numId w:val="1003"/>
+        </w:numPr>
+      </w:pPr>
       <w:r>
         <w:rPr>
           <w:b/>
@@ -2395,15 +2461,15 @@
       <w:r>
         <w:t xml:space="preserve">«Дети напечатали помощников для пожилых» — понятный и тёплый инфоповод для городских и республиканских СМИ.</w:t>
       </w:r>
-      <w:r>
-        <w:t xml:space="preserve"> </w:t>
-      </w:r>
-      <w:r>
-        <w:t xml:space="preserve">-</w:t>
-      </w:r>
-      <w:r>
-        <w:t xml:space="preserve"> </w:t>
-      </w:r>
+    </w:p>
+    <w:p>
+      <w:pPr>
+        <w:pStyle w:val="Compact"/>
+        <w:numPr>
+          <w:ilvl w:val="0"/>
+          <w:numId w:val="1003"/>
+        </w:numPr>
+      </w:pPr>
       <w:r>
         <w:rPr>
           <w:b/>
@@ -2420,7 +2486,7 @@
     </w:p>
     <w:p>
       <w:pPr>
-        <w:pStyle w:val="BodyText"/>
+        <w:pStyle w:val="FirstParagraph"/>
       </w:pPr>
       <w:r>
         <w:rPr>
@@ -2429,29 +2495,53 @@
         </w:rPr>
         <w:t xml:space="preserve">Метрики трафика (для внутреннего учёта ИТ-парка, в заявку — по желанию):</w:t>
       </w:r>
-      <w:r>
-        <w:t xml:space="preserve"> </w:t>
-      </w:r>
-      <w:r>
-        <w:t xml:space="preserve">- заявки на участие в проекте;</w:t>
-      </w:r>
-      <w:r>
-        <w:t xml:space="preserve"> </w:t>
-      </w:r>
-      <w:r>
-        <w:t xml:space="preserve">- гости конференции (родители, партнёры);</w:t>
-      </w:r>
-      <w:r>
-        <w:t xml:space="preserve"> </w:t>
-      </w:r>
-      <w:r>
-        <w:t xml:space="preserve">- записи на курсы Академии по итогам проекта;</w:t>
-      </w:r>
-      <w:r>
-        <w:t xml:space="preserve"> </w:t>
-      </w:r>
-      <w:r>
-        <w:t xml:space="preserve">- охват публикаций и упоминаний в СМИ.</w:t>
+    </w:p>
+    <w:p>
+      <w:pPr>
+        <w:pStyle w:val="Compact"/>
+        <w:numPr>
+          <w:ilvl w:val="0"/>
+          <w:numId w:val="1004"/>
+        </w:numPr>
+      </w:pPr>
+      <w:r>
+        <w:t xml:space="preserve">заявки на участие в проекте;</w:t>
+      </w:r>
+    </w:p>
+    <w:p>
+      <w:pPr>
+        <w:pStyle w:val="Compact"/>
+        <w:numPr>
+          <w:ilvl w:val="0"/>
+          <w:numId w:val="1004"/>
+        </w:numPr>
+      </w:pPr>
+      <w:r>
+        <w:t xml:space="preserve">гости конференции (родители, партнёры);</w:t>
+      </w:r>
+    </w:p>
+    <w:p>
+      <w:pPr>
+        <w:pStyle w:val="Compact"/>
+        <w:numPr>
+          <w:ilvl w:val="0"/>
+          <w:numId w:val="1004"/>
+        </w:numPr>
+      </w:pPr>
+      <w:r>
+        <w:t xml:space="preserve">записи на курсы Академии по итогам проекта;</w:t>
+      </w:r>
+    </w:p>
+    <w:p>
+      <w:pPr>
+        <w:pStyle w:val="Compact"/>
+        <w:numPr>
+          <w:ilvl w:val="0"/>
+          <w:numId w:val="1004"/>
+        </w:numPr>
+      </w:pPr>
+      <w:r>
+        <w:t xml:space="preserve">охват публикаций и упоминаний в СМИ.</w:t>
       </w:r>
     </w:p>
     <w:bookmarkEnd w:id="14"/>
@@ -3221,34 +3311,58 @@
         </w:rPr>
         <w:t xml:space="preserve">Качественные:</w:t>
       </w:r>
-      <w:r>
-        <w:t xml:space="preserve"> </w:t>
-      </w:r>
-      <w:r>
-        <w:t xml:space="preserve">- подопечные стали самостоятельнее в конкретных бытовых действиях (проверяем коротким опросом после вручения: «стало легче / так же / сложнее»);</w:t>
-      </w:r>
-      <w:r>
-        <w:t xml:space="preserve"> </w:t>
-      </w:r>
-      <w:r>
-        <w:t xml:space="preserve">- у детей сформировались навыки исследования, 3D-моделирования и презентации, опыт социального проектирования;</w:t>
-      </w:r>
-      <w:r>
-        <w:t xml:space="preserve"> </w:t>
-      </w:r>
-      <w:r>
-        <w:t xml:space="preserve">- укрепилась связь поколений;</w:t>
-      </w:r>
-      <w:r>
-        <w:t xml:space="preserve"> </w:t>
-      </w:r>
-      <w:r>
-        <w:t xml:space="preserve">- появилась готовая методика, которую могут повторить другие.</w:t>
-      </w:r>
-    </w:p>
-    <w:p>
-      <w:pPr>
-        <w:pStyle w:val="BodyText"/>
+    </w:p>
+    <w:p>
+      <w:pPr>
+        <w:pStyle w:val="Compact"/>
+        <w:numPr>
+          <w:ilvl w:val="0"/>
+          <w:numId w:val="1005"/>
+        </w:numPr>
+      </w:pPr>
+      <w:r>
+        <w:t xml:space="preserve">подопечные стали самостоятельнее в конкретных бытовых действиях (проверяем коротким опросом после вручения: «стало легче / так же / сложнее»);</w:t>
+      </w:r>
+    </w:p>
+    <w:p>
+      <w:pPr>
+        <w:pStyle w:val="Compact"/>
+        <w:numPr>
+          <w:ilvl w:val="0"/>
+          <w:numId w:val="1005"/>
+        </w:numPr>
+      </w:pPr>
+      <w:r>
+        <w:t xml:space="preserve">у детей сформировались навыки исследования, 3D-моделирования и презентации, опыт социального проектирования;</w:t>
+      </w:r>
+    </w:p>
+    <w:p>
+      <w:pPr>
+        <w:pStyle w:val="Compact"/>
+        <w:numPr>
+          <w:ilvl w:val="0"/>
+          <w:numId w:val="1005"/>
+        </w:numPr>
+      </w:pPr>
+      <w:r>
+        <w:t xml:space="preserve">укрепилась связь поколений;</w:t>
+      </w:r>
+    </w:p>
+    <w:p>
+      <w:pPr>
+        <w:pStyle w:val="Compact"/>
+        <w:numPr>
+          <w:ilvl w:val="0"/>
+          <w:numId w:val="1005"/>
+        </w:numPr>
+      </w:pPr>
+      <w:r>
+        <w:t xml:space="preserve">появилась готовая методика, которую могут повторить другие.</w:t>
+      </w:r>
+    </w:p>
+    <w:p>
+      <w:pPr>
+        <w:pStyle w:val="FirstParagraph"/>
       </w:pPr>
       <w:r>
         <w:rPr>
@@ -4020,27 +4134,39 @@
       <w:r>
         <w:t xml:space="preserve">Один принтер печатает примерно [10–12] небольших изделий в сутки при непрерывной работе.</w:t>
       </w:r>
-      <w:r>
-        <w:t xml:space="preserve"> </w:t>
-      </w:r>
-      <w:r>
-        <w:t xml:space="preserve">- 10 прототипов и их доработка — без проблем.</w:t>
-      </w:r>
-      <w:r>
-        <w:t xml:space="preserve"> </w:t>
-      </w:r>
-      <w:r>
-        <w:t xml:space="preserve">- Если тираж 10 устройств × 200 подопечных = 2 000 изделий, одному принтеру понадобится около полугода непрерывной печати. Это не укладывается в срок.</w:t>
-      </w:r>
-      <w:r>
-        <w:t xml:space="preserve"> </w:t>
-      </w:r>
-      <w:r>
-        <w:t xml:space="preserve">-</w:t>
-      </w:r>
-      <w:r>
-        <w:t xml:space="preserve"> </w:t>
-      </w:r>
+    </w:p>
+    <w:p>
+      <w:pPr>
+        <w:pStyle w:val="Compact"/>
+        <w:numPr>
+          <w:ilvl w:val="0"/>
+          <w:numId w:val="1006"/>
+        </w:numPr>
+      </w:pPr>
+      <w:r>
+        <w:t xml:space="preserve">10 прототипов и их доработка — без проблем.</w:t>
+      </w:r>
+    </w:p>
+    <w:p>
+      <w:pPr>
+        <w:pStyle w:val="Compact"/>
+        <w:numPr>
+          <w:ilvl w:val="0"/>
+          <w:numId w:val="1006"/>
+        </w:numPr>
+      </w:pPr>
+      <w:r>
+        <w:t xml:space="preserve">Если тираж 10 устройств × 200 подопечных = 2 000 изделий, одному принтеру понадобится около полугода непрерывной печати. Это не укладывается в срок.</w:t>
+      </w:r>
+    </w:p>
+    <w:p>
+      <w:pPr>
+        <w:pStyle w:val="Compact"/>
+        <w:numPr>
+          <w:ilvl w:val="0"/>
+          <w:numId w:val="1006"/>
+        </w:numPr>
+      </w:pPr>
       <w:r>
         <w:rPr>
           <w:b/>
@@ -4048,28 +4174,46 @@
         </w:rPr>
         <w:t xml:space="preserve">Варианты:</w:t>
       </w:r>
-      <w:r>
-        <w:t xml:space="preserve"> </w:t>
-      </w:r>
-      <w:r>
-        <w:t xml:space="preserve">- а) дарить каждому подопечному только те устройства, которые решают его сложности (по данным опроса), а не весь комплект;</w:t>
-      </w:r>
-      <w:r>
-        <w:t xml:space="preserve"> </w:t>
-      </w:r>
-      <w:r>
-        <w:t xml:space="preserve">- б) дополнительно использовать существующие принтеры Академии (это софинансирование);</w:t>
-      </w:r>
-      <w:r>
-        <w:t xml:space="preserve"> </w:t>
-      </w:r>
-      <w:r>
-        <w:t xml:space="preserve">- в) запросить 2 принтера.</w:t>
-      </w:r>
-    </w:p>
-    <w:p>
-      <w:pPr>
-        <w:pStyle w:val="BodyText"/>
+    </w:p>
+    <w:p>
+      <w:pPr>
+        <w:pStyle w:val="Compact"/>
+        <w:numPr>
+          <w:ilvl w:val="1"/>
+          <w:numId w:val="1007"/>
+        </w:numPr>
+      </w:pPr>
+      <w:r>
+        <w:t xml:space="preserve">а) дарить каждому подопечному только те устройства, которые решают его сложности (по данным опроса), а не весь комплект;</w:t>
+      </w:r>
+    </w:p>
+    <w:p>
+      <w:pPr>
+        <w:pStyle w:val="Compact"/>
+        <w:numPr>
+          <w:ilvl w:val="1"/>
+          <w:numId w:val="1007"/>
+        </w:numPr>
+      </w:pPr>
+      <w:r>
+        <w:t xml:space="preserve">б) дополнительно использовать существующие принтеры Академии (это софинансирование);</w:t>
+      </w:r>
+    </w:p>
+    <w:p>
+      <w:pPr>
+        <w:pStyle w:val="Compact"/>
+        <w:numPr>
+          <w:ilvl w:val="1"/>
+          <w:numId w:val="1007"/>
+        </w:numPr>
+      </w:pPr>
+      <w:r>
+        <w:t xml:space="preserve">в) запросить 2 принтера.</w:t>
+      </w:r>
+    </w:p>
+    <w:p>
+      <w:pPr>
+        <w:pStyle w:val="FirstParagraph"/>
       </w:pPr>
       <w:r>
         <w:t xml:space="preserve">Реалистичный тираж нужно посчитать до подачи.</w:t>
@@ -4472,15 +4616,15 @@
       <w:r>
         <w:t xml:space="preserve">Цель — чтобы проект повторили без нас.</w:t>
       </w:r>
-      <w:r>
-        <w:t xml:space="preserve"> </w:t>
-      </w:r>
-      <w:r>
-        <w:t xml:space="preserve">1.</w:t>
-      </w:r>
-      <w:r>
-        <w:t xml:space="preserve"> </w:t>
-      </w:r>
+    </w:p>
+    <w:p>
+      <w:pPr>
+        <w:pStyle w:val="Compact"/>
+        <w:numPr>
+          <w:ilvl w:val="0"/>
+          <w:numId w:val="1008"/>
+        </w:numPr>
+      </w:pPr>
       <w:r>
         <w:rPr>
           <w:b/>
@@ -4494,15 +4638,15 @@
       <w:r>
         <w:t xml:space="preserve">10 файлов 3D-моделей с фото, размерами и инструкцией по печати. Размещаем на [сайте ИТ-парка / открытом репозитории / Яндекс Диске], ссылки и QR-коды — в брошюре.</w:t>
       </w:r>
-      <w:r>
-        <w:t xml:space="preserve"> </w:t>
-      </w:r>
-      <w:r>
-        <w:t xml:space="preserve">2.</w:t>
-      </w:r>
-      <w:r>
-        <w:t xml:space="preserve"> </w:t>
-      </w:r>
+    </w:p>
+    <w:p>
+      <w:pPr>
+        <w:pStyle w:val="Compact"/>
+        <w:numPr>
+          <w:ilvl w:val="0"/>
+          <w:numId w:val="1008"/>
+        </w:numPr>
+      </w:pPr>
       <w:r>
         <w:rPr>
           <w:b/>
@@ -4516,15 +4660,15 @@
       <w:r>
         <w:t xml:space="preserve">Описание 10 сложностей и устройств; как провести такой проект со своими детьми (этапы, программа занятий, правила общения с подопечными, безопасность).</w:t>
       </w:r>
-      <w:r>
-        <w:t xml:space="preserve"> </w:t>
-      </w:r>
-      <w:r>
-        <w:t xml:space="preserve">3.</w:t>
-      </w:r>
-      <w:r>
-        <w:t xml:space="preserve"> </w:t>
-      </w:r>
+    </w:p>
+    <w:p>
+      <w:pPr>
+        <w:pStyle w:val="Compact"/>
+        <w:numPr>
+          <w:ilvl w:val="0"/>
+          <w:numId w:val="1008"/>
+        </w:numPr>
+      </w:pPr>
       <w:r>
         <w:rPr>
           <w:b/>
@@ -4538,15 +4682,15 @@
       <w:r>
         <w:t xml:space="preserve">— публичная точка, куда приглашаем школы, ИТ-кубы, Кванториумы и НКО.</w:t>
       </w:r>
-      <w:r>
-        <w:t xml:space="preserve"> </w:t>
-      </w:r>
-      <w:r>
-        <w:t xml:space="preserve">4.</w:t>
-      </w:r>
-      <w:r>
-        <w:t xml:space="preserve"> </w:t>
-      </w:r>
+    </w:p>
+    <w:p>
+      <w:pPr>
+        <w:pStyle w:val="Compact"/>
+        <w:numPr>
+          <w:ilvl w:val="0"/>
+          <w:numId w:val="1008"/>
+        </w:numPr>
+      </w:pPr>
       <w:r>
         <w:rPr>
           <w:b/>
@@ -4560,15 +4704,15 @@
       <w:r>
         <w:t xml:space="preserve">брошюры в [__] школ и соцучреждений Татарстана.</w:t>
       </w:r>
-      <w:r>
-        <w:t xml:space="preserve"> </w:t>
-      </w:r>
-      <w:r>
-        <w:t xml:space="preserve">5.</w:t>
-      </w:r>
-      <w:r>
-        <w:t xml:space="preserve"> </w:t>
-      </w:r>
+    </w:p>
+    <w:p>
+      <w:pPr>
+        <w:pStyle w:val="Compact"/>
+        <w:numPr>
+          <w:ilvl w:val="0"/>
+          <w:numId w:val="1008"/>
+        </w:numPr>
+      </w:pPr>
       <w:r>
         <w:rPr>
           <w:b/>
@@ -4811,23 +4955,41 @@
         </w:rPr>
         <w:t xml:space="preserve">Сильные инфоповоды:</w:t>
       </w:r>
-      <w:r>
-        <w:t xml:space="preserve"> </w:t>
-      </w:r>
-      <w:r>
-        <w:t xml:space="preserve">- 1 октября — Международный день пожилых людей. Отличная дата для старта.</w:t>
-      </w:r>
-      <w:r>
-        <w:t xml:space="preserve"> </w:t>
-      </w:r>
-      <w:r>
-        <w:t xml:space="preserve">- Первое вручение устройства.</w:t>
-      </w:r>
-      <w:r>
-        <w:t xml:space="preserve"> </w:t>
-      </w:r>
-      <w:r>
-        <w:t xml:space="preserve">- Конференция.</w:t>
+    </w:p>
+    <w:p>
+      <w:pPr>
+        <w:pStyle w:val="Compact"/>
+        <w:numPr>
+          <w:ilvl w:val="0"/>
+          <w:numId w:val="1009"/>
+        </w:numPr>
+      </w:pPr>
+      <w:r>
+        <w:t xml:space="preserve">1 октября — Международный день пожилых людей. Отличная дата для старта.</w:t>
+      </w:r>
+    </w:p>
+    <w:p>
+      <w:pPr>
+        <w:pStyle w:val="Compact"/>
+        <w:numPr>
+          <w:ilvl w:val="0"/>
+          <w:numId w:val="1009"/>
+        </w:numPr>
+      </w:pPr>
+      <w:r>
+        <w:t xml:space="preserve">Первое вручение устройства.</w:t>
+      </w:r>
+    </w:p>
+    <w:p>
+      <w:pPr>
+        <w:pStyle w:val="Compact"/>
+        <w:numPr>
+          <w:ilvl w:val="0"/>
+          <w:numId w:val="1009"/>
+        </w:numPr>
+      </w:pPr>
+      <w:r>
+        <w:t xml:space="preserve">Конференция.</w:t>
       </w:r>
     </w:p>
     <w:bookmarkEnd w:id="20"/>
@@ -5465,7 +5627,7 @@
         <w:pStyle w:val="Compact"/>
         <w:numPr>
           <w:ilvl w:val="0"/>
-          <w:numId w:val="1001"/>
+          <w:numId w:val="1010"/>
         </w:numPr>
       </w:pPr>
       <w:r>
@@ -5487,7 +5649,7 @@
         <w:pStyle w:val="Compact"/>
         <w:numPr>
           <w:ilvl w:val="0"/>
-          <w:numId w:val="1001"/>
+          <w:numId w:val="1010"/>
         </w:numPr>
       </w:pPr>
       <w:r>
@@ -5509,7 +5671,7 @@
         <w:pStyle w:val="Compact"/>
         <w:numPr>
           <w:ilvl w:val="0"/>
-          <w:numId w:val="1001"/>
+          <w:numId w:val="1010"/>
         </w:numPr>
       </w:pPr>
       <w:r>
@@ -5531,7 +5693,7 @@
         <w:pStyle w:val="Compact"/>
         <w:numPr>
           <w:ilvl w:val="0"/>
-          <w:numId w:val="1001"/>
+          <w:numId w:val="1010"/>
         </w:numPr>
       </w:pPr>
       <w:r>
@@ -5553,7 +5715,7 @@
         <w:pStyle w:val="Compact"/>
         <w:numPr>
           <w:ilvl w:val="0"/>
-          <w:numId w:val="1001"/>
+          <w:numId w:val="1010"/>
         </w:numPr>
       </w:pPr>
       <w:r>
@@ -5572,7 +5734,7 @@
         <w:pStyle w:val="Compact"/>
         <w:numPr>
           <w:ilvl w:val="0"/>
-          <w:numId w:val="1001"/>
+          <w:numId w:val="1010"/>
         </w:numPr>
       </w:pPr>
       <w:r>
@@ -5594,7 +5756,7 @@
         <w:pStyle w:val="Compact"/>
         <w:numPr>
           <w:ilvl w:val="0"/>
-          <w:numId w:val="1001"/>
+          <w:numId w:val="1010"/>
         </w:numPr>
       </w:pPr>
       <w:r>
@@ -5616,7 +5778,7 @@
         <w:pStyle w:val="Compact"/>
         <w:numPr>
           <w:ilvl w:val="0"/>
-          <w:numId w:val="1001"/>
+          <w:numId w:val="1010"/>
         </w:numPr>
       </w:pPr>
       <w:r>
@@ -5638,7 +5800,7 @@
         <w:pStyle w:val="Compact"/>
         <w:numPr>
           <w:ilvl w:val="0"/>
-          <w:numId w:val="1001"/>
+          <w:numId w:val="1010"/>
         </w:numPr>
       </w:pPr>
       <w:r>
@@ -5660,7 +5822,7 @@
         <w:pStyle w:val="Compact"/>
         <w:numPr>
           <w:ilvl w:val="0"/>
-          <w:numId w:val="1001"/>
+          <w:numId w:val="1010"/>
         </w:numPr>
       </w:pPr>
       <w:r>
@@ -5682,7 +5844,7 @@
         <w:pStyle w:val="Compact"/>
         <w:numPr>
           <w:ilvl w:val="0"/>
-          <w:numId w:val="1001"/>
+          <w:numId w:val="1010"/>
         </w:numPr>
       </w:pPr>
       <w:r>
@@ -5704,7 +5866,7 @@
         <w:pStyle w:val="Compact"/>
         <w:numPr>
           <w:ilvl w:val="0"/>
-          <w:numId w:val="1001"/>
+          <w:numId w:val="1010"/>
         </w:numPr>
       </w:pPr>
       <w:r>
@@ -5917,10 +6079,194 @@
       </w:pPr>
     </w:lvl>
   </w:abstractNum>
+  <w:abstractNum w:abstractNumId="991">
+    <w:nsid w:val="0000A991"/>
+    <w:multiLevelType w:val="multilevel"/>
+    <w:lvl w:ilvl="0">
+      <w:numFmt w:val="bullet"/>
+      <w:lvlText w:val=""/>
+      <w:lvlJc w:val="left"/>
+      <w:pPr>
+        <w:ind w:left="720" w:hanging="360"/>
+      </w:pPr>
+      <w:rPr>
+        <w:rFonts w:ascii="Symbol" w:hAnsi="Symbol" w:cs="Symbol" w:hint="default"/>
+      </w:rPr>
+    </w:lvl>
+    <w:lvl w:ilvl="1">
+      <w:numFmt w:val="bullet"/>
+      <w:lvlText w:val="o"/>
+      <w:lvlJc w:val="left"/>
+      <w:pPr>
+        <w:ind w:left="1440" w:hanging="360"/>
+      </w:pPr>
+      <w:rPr>
+        <w:rFonts w:ascii="Courier New" w:hAnsi="Courier New" w:cs="Courier New" w:hint="default"/>
+      </w:rPr>
+    </w:lvl>
+    <w:lvl w:ilvl="2">
+      <w:numFmt w:val="bullet"/>
+      <w:lvlText w:val=""/>
+      <w:lvlJc w:val="left"/>
+      <w:pPr>
+        <w:ind w:left="2160" w:hanging="360"/>
+      </w:pPr>
+      <w:rPr>
+        <w:rFonts w:ascii="Wingdings" w:hAnsi="Wingdings" w:cs="Wingdings" w:hint="default"/>
+      </w:rPr>
+    </w:lvl>
+    <w:lvl w:ilvl="3">
+      <w:numFmt w:val="bullet"/>
+      <w:lvlText w:val=""/>
+      <w:lvlJc w:val="left"/>
+      <w:pPr>
+        <w:ind w:left="2880" w:hanging="360"/>
+      </w:pPr>
+      <w:rPr>
+        <w:rFonts w:ascii="Symbol" w:hAnsi="Symbol" w:cs="Symbol" w:hint="default"/>
+      </w:rPr>
+    </w:lvl>
+    <w:lvl w:ilvl="4">
+      <w:numFmt w:val="bullet"/>
+      <w:lvlText w:val="o"/>
+      <w:lvlJc w:val="left"/>
+      <w:pPr>
+        <w:ind w:left="3600" w:hanging="360"/>
+      </w:pPr>
+      <w:rPr>
+        <w:rFonts w:ascii="Courier New" w:hAnsi="Courier New" w:cs="Courier New" w:hint="default"/>
+      </w:rPr>
+    </w:lvl>
+    <w:lvl w:ilvl="5">
+      <w:numFmt w:val="bullet"/>
+      <w:lvlText w:val=""/>
+      <w:lvlJc w:val="left"/>
+      <w:pPr>
+        <w:ind w:left="4320" w:hanging="360"/>
+      </w:pPr>
+      <w:rPr>
+        <w:rFonts w:ascii="Wingdings" w:hAnsi="Wingdings" w:cs="Wingdings" w:hint="default"/>
+      </w:rPr>
+    </w:lvl>
+    <w:lvl w:ilvl="6">
+      <w:numFmt w:val="bullet"/>
+      <w:lvlText w:val=""/>
+      <w:lvlJc w:val="left"/>
+      <w:pPr>
+        <w:ind w:left="5040" w:hanging="360"/>
+      </w:pPr>
+      <w:rPr>
+        <w:rFonts w:ascii="Symbol" w:hAnsi="Symbol" w:cs="Symbol" w:hint="default"/>
+      </w:rPr>
+    </w:lvl>
+    <w:lvl w:ilvl="7">
+      <w:numFmt w:val="bullet"/>
+      <w:lvlText w:val="o"/>
+      <w:lvlJc w:val="left"/>
+      <w:pPr>
+        <w:ind w:left="5760" w:hanging="360"/>
+      </w:pPr>
+      <w:rPr>
+        <w:rFonts w:ascii="Courier New" w:hAnsi="Courier New" w:cs="Courier New" w:hint="default"/>
+      </w:rPr>
+    </w:lvl>
+    <w:lvl w:ilvl="8">
+      <w:numFmt w:val="bullet"/>
+      <w:lvlText w:val=""/>
+      <w:lvlJc w:val="left"/>
+      <w:pPr>
+        <w:ind w:left="6480" w:hanging="360"/>
+      </w:pPr>
+      <w:rPr>
+        <w:rFonts w:ascii="Wingdings" w:hAnsi="Wingdings" w:cs="Wingdings" w:hint="default"/>
+      </w:rPr>
+    </w:lvl>
+  </w:abstractNum>
   <w:num w:numId="1000">
     <w:abstractNumId w:val="990"/>
   </w:num>
   <w:num w:numId="1001">
+    <w:abstractNumId w:val="99411"/>
+    <w:lvlOverride w:ilvl="0">
+      <w:startOverride w:val="1"/>
+    </w:lvlOverride>
+    <w:lvlOverride w:ilvl="1">
+      <w:startOverride w:val="1"/>
+    </w:lvlOverride>
+    <w:lvlOverride w:ilvl="2">
+      <w:startOverride w:val="1"/>
+    </w:lvlOverride>
+    <w:lvlOverride w:ilvl="3">
+      <w:startOverride w:val="1"/>
+    </w:lvlOverride>
+    <w:lvlOverride w:ilvl="4">
+      <w:startOverride w:val="1"/>
+    </w:lvlOverride>
+    <w:lvlOverride w:ilvl="5">
+      <w:startOverride w:val="1"/>
+    </w:lvlOverride>
+    <w:lvlOverride w:ilvl="6">
+      <w:startOverride w:val="1"/>
+    </w:lvlOverride>
+    <w:lvlOverride w:ilvl="7">
+      <w:startOverride w:val="1"/>
+    </w:lvlOverride>
+    <w:lvlOverride w:ilvl="8">
+      <w:startOverride w:val="1"/>
+    </w:lvlOverride>
+  </w:num>
+  <w:num w:numId="1002">
+    <w:abstractNumId w:val="991"/>
+  </w:num>
+  <w:num w:numId="1003">
+    <w:abstractNumId w:val="991"/>
+  </w:num>
+  <w:num w:numId="1004">
+    <w:abstractNumId w:val="991"/>
+  </w:num>
+  <w:num w:numId="1005">
+    <w:abstractNumId w:val="991"/>
+  </w:num>
+  <w:num w:numId="1006">
+    <w:abstractNumId w:val="991"/>
+  </w:num>
+  <w:num w:numId="1007">
+    <w:abstractNumId w:val="991"/>
+  </w:num>
+  <w:num w:numId="1008">
+    <w:abstractNumId w:val="99411"/>
+    <w:lvlOverride w:ilvl="0">
+      <w:startOverride w:val="1"/>
+    </w:lvlOverride>
+    <w:lvlOverride w:ilvl="1">
+      <w:startOverride w:val="1"/>
+    </w:lvlOverride>
+    <w:lvlOverride w:ilvl="2">
+      <w:startOverride w:val="1"/>
+    </w:lvlOverride>
+    <w:lvlOverride w:ilvl="3">
+      <w:startOverride w:val="1"/>
+    </w:lvlOverride>
+    <w:lvlOverride w:ilvl="4">
+      <w:startOverride w:val="1"/>
+    </w:lvlOverride>
+    <w:lvlOverride w:ilvl="5">
+      <w:startOverride w:val="1"/>
+    </w:lvlOverride>
+    <w:lvlOverride w:ilvl="6">
+      <w:startOverride w:val="1"/>
+    </w:lvlOverride>
+    <w:lvlOverride w:ilvl="7">
+      <w:startOverride w:val="1"/>
+    </w:lvlOverride>
+    <w:lvlOverride w:ilvl="8">
+      <w:startOverride w:val="1"/>
+    </w:lvlOverride>
+  </w:num>
+  <w:num w:numId="1009">
+    <w:abstractNumId w:val="991"/>
+  </w:num>
+  <w:num w:numId="1010">
     <w:abstractNumId w:val="99411"/>
     <w:lvlOverride w:ilvl="0">
       <w:startOverride w:val="1"/>
